--- a/CÔNG TY TNHH PHÁT TRIỂN THƯƠNG MẠI QUỐC TẾ LÊ GIA/LeGia_ChuyenDoiLoaiDN_TangVon/02_Danh_sach_CSH_huong_loi_da_cap_nhat.docx
+++ b/CÔNG TY TNHH PHÁT TRIỂN THƯƠNG MẠI QUỐC TẾ LÊ GIA/LeGia_ChuyenDoiLoaiDN_TangVon/02_Danh_sach_CSH_huong_loi_da_cap_nhat.docx
@@ -1323,7 +1323,7 @@
                 <w:sz w:val="26"/>
                 <w:szCs w:val="26"/>
               </w:rPr>
-              <w:t>1</w:t>
+              <w:t>3</w:t>
             </w:r>
             <w:r>
               <w:rPr>
